--- a/Safwan_Hanif_Resume.docx
+++ b/Safwan_Hanif_Resume.docx
@@ -752,6 +752,15 @@
         <w:t>Conversational UI patterns with memory indicators and confidence cues for AI assistant products.</w:t>
       </w:r>
     </w:p>
+    <w:p>
+      <w:r>
+        <w:rPr>
+          <w:rFonts w:ascii="Calibri" w:hAnsi="Calibri"/>
+          <w:sz w:val="20"/>
+        </w:rPr>
+        <w:t xml:space="preserve">DeepProctor: Designed a clean and modern dashboard for exam invigilators to monitor exams, track incidents, and manage sessions through an intuitive interface. Figma prototype included.</w:t>
+      </w:r>
+    </w:p>
     <w:p/>
     <w:p>
       <w:r>

--- a/Safwan_Hanif_Resume.docx
+++ b/Safwan_Hanif_Resume.docx
@@ -602,14 +602,13 @@
           <w:b/>
           <w:sz w:val="22"/>
         </w:rPr>
-        <w:t xml:space="preserve">KPRTS: </w:t>
+        <w:t>KPRTS: Led the design of a comprehensive government complaint app, streamlining the process for citizens to submit and track their applications. Figma interactive prototype included.</w:t>
       </w:r>
       <w:r>
         <w:rPr>
           <w:rFonts w:ascii="Times" w:hAnsi="Times"/>
           <w:sz w:val="22"/>
         </w:rPr>
-        <w:t>Led the design of a comprehensive government complaint app, streamlining citizen submissions and tracking.</w:t>
       </w:r>
     </w:p>
     <w:p>

--- a/Safwan_Hanif_Resume.docx
+++ b/Safwan_Hanif_Resume.docx
@@ -612,6 +612,15 @@
       </w:r>
     </w:p>
     <w:p>
+      <w:r>
+        <w:rPr>
+          <w:rFonts w:ascii="Calibri" w:hAnsi="Calibri"/>
+          <w:sz w:val="20"/>
+        </w:rPr>
+        <w:t xml:space="preserve">Cheezious App Redesign (Concept): Redesigned the Cheezious mobile app as a UI/UX practice project, improving navigation, menu browsing, and the overall ordering experience. Figma prototype included.</w:t>
+      </w:r>
+    </w:p>
+    <w:p>
       <w:pPr>
         <w:pStyle w:val="ListParagraph"/>
       </w:pPr>

--- a/Safwan_Hanif_Resume.docx
+++ b/Safwan_Hanif_Resume.docx
@@ -621,6 +621,15 @@
       </w:r>
     </w:p>
     <w:p>
+      <w:r>
+        <w:rPr>
+          <w:rFonts w:ascii="Calibri" w:hAnsi="Calibri"/>
+          <w:sz w:val="20"/>
+        </w:rPr>
+        <w:t xml:space="preserve">uTorrent Mobile App Redesign (Practice): Designed an improved mobile experience for torrent downloading and file management through user-centered UI/UX principles. Figma prototype included.</w:t>
+      </w:r>
+    </w:p>
+    <w:p>
       <w:pPr>
         <w:pStyle w:val="ListParagraph"/>
       </w:pPr>

--- a/Safwan_Hanif_Resume.docx
+++ b/Safwan_Hanif_Resume.docx
@@ -699,26 +699,6 @@
           <w:b/>
           <w:sz w:val="22"/>
         </w:rPr>
-        <w:t xml:space="preserve">Job Matching App: </w:t>
-      </w:r>
-      <w:r>
-        <w:rPr>
-          <w:rFonts w:ascii="Times" w:hAnsi="Times"/>
-          <w:sz w:val="22"/>
-        </w:rPr>
-        <w:t>Tinder-style swipe interface for matching job seekers with roles, designed in Figma.</w:t>
-      </w:r>
-    </w:p>
-    <w:p>
-      <w:pPr>
-        <w:pStyle w:val="ListParagraph"/>
-      </w:pPr>
-      <w:r>
-        <w:rPr>
-          <w:rFonts w:ascii="Times" w:hAnsi="Times"/>
-          <w:b/>
-          <w:sz w:val="22"/>
-        </w:rPr>
         <w:t xml:space="preserve">Home Service Marketplace: </w:t>
       </w:r>
       <w:r>
@@ -727,46 +707,6 @@
           <w:sz w:val="22"/>
         </w:rPr>
         <w:t>Booking platform connecting users with local service providers, with complete design system.</w:t>
-      </w:r>
-    </w:p>
-    <w:p>
-      <w:pPr>
-        <w:pStyle w:val="ListParagraph"/>
-      </w:pPr>
-      <w:r>
-        <w:rPr>
-          <w:rFonts w:ascii="Times" w:hAnsi="Times"/>
-          <w:b/>
-          <w:sz w:val="22"/>
-        </w:rPr>
-        <w:t xml:space="preserve">AI Dashboard Design: </w:t>
-      </w:r>
-      <w:r>
-        <w:rPr>
-          <w:rFonts w:ascii="Times" w:hAnsi="Times"/>
-          <w:sz w:val="22"/>
-        </w:rPr>
-        <w:t>Data-dense dashboard UI for monitoring AI model performance and usage metrics.</w:t>
-      </w:r>
-    </w:p>
-    <w:p>
-      <w:pPr>
-        <w:pStyle w:val="ListParagraph"/>
-      </w:pPr>
-      <w:r>
-        <w:rPr>
-          <w:rFonts w:ascii="Times" w:hAnsi="Times"/>
-          <w:b/>
-          <w:sz w:val="22"/>
-        </w:rPr>
-        <w:t xml:space="preserve">Chatbot Interface Design: </w:t>
-      </w:r>
-      <w:r>
-        <w:rPr>
-          <w:rFonts w:ascii="Times" w:hAnsi="Times"/>
-          <w:sz w:val="22"/>
-        </w:rPr>
-        <w:t>Conversational UI patterns with memory indicators and confidence cues for AI assistant products.</w:t>
       </w:r>
     </w:p>
     <w:p>
